--- a/pr-preview/pr-147/chapters/teaching.docx
+++ b/pr-preview/pr-147/chapters/teaching.docx
@@ -15,7 +15,7 @@
         <w:pStyle w:val="Date"/>
       </w:pPr>
       <w:r>
-        <w:t xml:space="preserve">Last modified: 2026-10-09 01:07:20 (PDT)</w:t>
+        <w:t xml:space="preserve">Last modified: 2026-10-09 01:27:28 (PDT)</w:t>
       </w:r>
     </w:p>
     <w:tbl>
@@ -1696,7 +1696,7 @@
       </w:r>
     </w:p>
     <w:bookmarkEnd w:id="22"/>
-    <w:bookmarkStart w:id="23" w:name="Xf27331f4c36c8d578e5fa29a37312484cc3343a"/>
+    <w:bookmarkStart w:id="26" w:name="Xf27331f4c36c8d578e5fa29a37312484cc3343a"/>
     <w:p>
       <w:pPr>
         <w:pStyle w:val="Heading2"/>
@@ -1740,6 +1740,162 @@
         </w:numPr>
       </w:pPr>
       <w:r>
+        <w:t xml:space="preserve">Write the R code with</w:t>
+      </w:r>
+      <w:r>
+        <w:t xml:space="preserve"> </w:t>
+      </w:r>
+      <w:hyperlink r:id="rId23">
+        <w:r>
+          <w:rPr>
+            <w:rStyle w:val="Hyperlink"/>
+          </w:rPr>
+          <w:t xml:space="preserve">tidymodels</w:t>
+        </w:r>
+      </w:hyperlink>
+      <w:r>
+        <w:t xml:space="preserve">,</w:t>
+      </w:r>
+      <w:r>
+        <w:t xml:space="preserve"> </w:t>
+      </w:r>
+      <w:r>
+        <w:t xml:space="preserve">or show tidymodels and base R side by side.</w:t>
+      </w:r>
+      <w:r>
+        <w:t xml:space="preserve"> </w:t>
+      </w:r>
+      <w:r>
+        <w:t xml:space="preserve">Do not give base R alone.</w:t>
+      </w:r>
+      <w:r>
+        <w:t xml:space="preserve"> </w:t>
+      </w:r>
+      <w:hyperlink r:id="rId24">
+        <w:r>
+          <w:rPr>
+            <w:rStyle w:val="Hyperlink"/>
+          </w:rPr>
+          <w:t xml:space="preserve">ISLR-tidymodels-labs</w:t>
+        </w:r>
+      </w:hyperlink>
+      <w:r>
+        <w:t xml:space="preserve"> </w:t>
+      </w:r>
+      <w:r>
+        <w:t xml:space="preserve">shows the style.</w:t>
+      </w:r>
+    </w:p>
+    <w:p>
+      <w:pPr>
+        <w:pStyle w:val="Compact"/>
+        <w:numPr>
+          <w:ilvl w:val="0"/>
+          <w:numId w:val="1005"/>
+        </w:numPr>
+      </w:pPr>
+      <w:r>
+        <w:t xml:space="preserve">When a lab follows a textbook’s lab, use the book’s exercises, data and fitting functions,</w:t>
+      </w:r>
+      <w:r>
+        <w:t xml:space="preserve"> </w:t>
+      </w:r>
+      <w:r>
+        <w:t xml:space="preserve">in the book’s order.</w:t>
+      </w:r>
+      <w:r>
+        <w:t xml:space="preserve"> </w:t>
+      </w:r>
+      <w:r>
+        <w:t xml:space="preserve">For the ISL labs, fit Python models with</w:t>
+      </w:r>
+      <w:r>
+        <w:t xml:space="preserve"> </w:t>
+      </w:r>
+      <w:r>
+        <w:rPr>
+          <w:rStyle w:val="VerbatimChar"/>
+        </w:rPr>
+        <w:t xml:space="preserve">statsmodels</w:t>
+      </w:r>
+      <w:r>
+        <w:t xml:space="preserve">’</w:t>
+      </w:r>
+      <w:r>
+        <w:t xml:space="preserve"> </w:t>
+      </w:r>
+      <w:r>
+        <w:rPr>
+          <w:rStyle w:val="VerbatimChar"/>
+        </w:rPr>
+        <w:t xml:space="preserve">sm.OLS</w:t>
+      </w:r>
+      <w:r>
+        <w:t xml:space="preserve">, as</w:t>
+      </w:r>
+      <w:r>
+        <w:t xml:space="preserve"> </w:t>
+      </w:r>
+      <w:hyperlink r:id="rId25">
+        <w:r>
+          <w:rPr>
+            <w:rStyle w:val="Hyperlink"/>
+          </w:rPr>
+          <w:t xml:space="preserve">ISLP_labs</w:t>
+        </w:r>
+      </w:hyperlink>
+      <w:r>
+        <w:t xml:space="preserve"> </w:t>
+      </w:r>
+      <w:r>
+        <w:t xml:space="preserve">does.</w:t>
+      </w:r>
+      <w:r>
+        <w:t xml:space="preserve"> </w:t>
+      </w:r>
+      <w:r>
+        <w:t xml:space="preserve">If an exercise departs from the book, say why in the lab.</w:t>
+      </w:r>
+    </w:p>
+    <w:p>
+      <w:pPr>
+        <w:pStyle w:val="Compact"/>
+        <w:numPr>
+          <w:ilvl w:val="0"/>
+          <w:numId w:val="1005"/>
+        </w:numPr>
+      </w:pPr>
+      <w:r>
+        <w:t xml:space="preserve">Never throw away an exercise you replace.</w:t>
+      </w:r>
+      <w:r>
+        <w:t xml:space="preserve"> </w:t>
+      </w:r>
+      <w:r>
+        <w:t xml:space="preserve">Either keep both exercises,</w:t>
+      </w:r>
+      <w:r>
+        <w:t xml:space="preserve"> </w:t>
+      </w:r>
+      <w:r>
+        <w:t xml:space="preserve">or keep the replaced one as an outtake:</w:t>
+      </w:r>
+      <w:r>
+        <w:t xml:space="preserve"> </w:t>
+      </w:r>
+      <w:r>
+        <w:t xml:space="preserve">leave its file in place and stop including it.</w:t>
+      </w:r>
+    </w:p>
+    <w:p>
+      <w:pPr>
+        <w:pStyle w:val="Compact"/>
+        <w:numPr>
+          <w:ilvl w:val="0"/>
+          <w:numId w:val="1005"/>
+        </w:numPr>
+      </w:pPr>
+      <w:r>
         <w:t xml:space="preserve">Tell students where to get the data.</w:t>
       </w:r>
     </w:p>
@@ -1767,8 +1923,8 @@
         <w:t xml:space="preserve">so setup steps must work on a shared or hosted machine.</w:t>
       </w:r>
     </w:p>
-    <w:bookmarkEnd w:id="23"/>
-    <w:bookmarkStart w:id="33" w:name="present-r-results-with-modern-packages"/>
+    <w:bookmarkEnd w:id="26"/>
+    <w:bookmarkStart w:id="35" w:name="present-r-results-with-modern-packages"/>
     <w:p>
       <w:pPr>
         <w:pStyle w:val="Heading2"/>
@@ -1850,7 +2006,7 @@
       <w:r>
         <w:t xml:space="preserve"> </w:t>
       </w:r>
-      <w:hyperlink r:id="rId24">
+      <w:hyperlink r:id="rId27">
         <w:r>
           <w:rPr>
             <w:rStyle w:val="Hyperlink"/>
@@ -1882,7 +2038,7 @@
       <w:r>
         <w:t xml:space="preserve"> </w:t>
       </w:r>
-      <w:hyperlink r:id="rId25">
+      <w:hyperlink r:id="rId28">
         <w:r>
           <w:rPr>
             <w:rStyle w:val="Hyperlink"/>
@@ -1956,7 +2112,7 @@
       <w:r>
         <w:t xml:space="preserve"> </w:t>
       </w:r>
-      <w:hyperlink r:id="rId26">
+      <w:hyperlink r:id="rId29">
         <w:r>
           <w:rPr>
             <w:rStyle w:val="Hyperlink"/>
@@ -2027,7 +2183,7 @@
       <w:r>
         <w:t xml:space="preserve"> </w:t>
       </w:r>
-      <w:hyperlink r:id="rId27">
+      <w:hyperlink r:id="rId30">
         <w:r>
           <w:rPr>
             <w:rStyle w:val="Hyperlink"/>
@@ -2044,7 +2200,7 @@
       <w:r>
         <w:t xml:space="preserve"> </w:t>
       </w:r>
-      <w:hyperlink r:id="rId28">
+      <w:hyperlink r:id="rId31">
         <w:r>
           <w:rPr>
             <w:rStyle w:val="Hyperlink"/>
@@ -2067,48 +2223,7 @@
       <w:r>
         <w:t xml:space="preserve"> </w:t>
       </w:r>
-      <w:hyperlink r:id="rId29">
-        <w:r>
-          <w:rPr>
-            <w:rStyle w:val="Hyperlink"/>
-          </w:rPr>
-          <w:t xml:space="preserve">ggfortify</w:t>
-        </w:r>
-      </w:hyperlink>
-      <w:r>
-        <w:t xml:space="preserve">’s</w:t>
-      </w:r>
-      <w:r>
-        <w:t xml:space="preserve"> </w:t>
-      </w:r>
-      <w:r>
-        <w:rPr>
-          <w:rStyle w:val="VerbatimChar"/>
-        </w:rPr>
-        <w:t xml:space="preserve">autoplot()</w:t>
-      </w:r>
-      <w:r>
-        <w:t xml:space="preserve"> </w:t>
-      </w:r>
-      <w:r>
-        <w:t xml:space="preserve">for diagnostic plots.</w:t>
-      </w:r>
-    </w:p>
-    <w:p>
-      <w:pPr>
-        <w:pStyle w:val="Compact"/>
-        <w:numPr>
-          <w:ilvl w:val="0"/>
-          <w:numId w:val="1006"/>
-        </w:numPr>
-      </w:pPr>
-      <w:r>
-        <w:t xml:space="preserve">Show model fit statistics with</w:t>
-      </w:r>
-      <w:r>
-        <w:t xml:space="preserve"> </w:t>
-      </w:r>
-      <w:hyperlink r:id="rId30">
+      <w:hyperlink r:id="rId32">
         <w:r>
           <w:rPr>
             <w:rStyle w:val="Hyperlink"/>
@@ -2117,6 +2232,45 @@
         </w:r>
       </w:hyperlink>
       <w:r>
+        <w:t xml:space="preserve">’s</w:t>
+      </w:r>
+      <w:r>
+        <w:t xml:space="preserve"> </w:t>
+      </w:r>
+      <w:r>
+        <w:rPr>
+          <w:rStyle w:val="VerbatimChar"/>
+        </w:rPr>
+        <w:t xml:space="preserve">check_model()</w:t>
+      </w:r>
+      <w:r>
+        <w:t xml:space="preserve"> </w:t>
+      </w:r>
+      <w:r>
+        <w:t xml:space="preserve">for diagnostic plots.</w:t>
+      </w:r>
+    </w:p>
+    <w:p>
+      <w:pPr>
+        <w:pStyle w:val="Compact"/>
+        <w:numPr>
+          <w:ilvl w:val="0"/>
+          <w:numId w:val="1006"/>
+        </w:numPr>
+      </w:pPr>
+      <w:r>
+        <w:t xml:space="preserve">Show model fit statistics with performance’s</w:t>
+      </w:r>
+      <w:r>
+        <w:t xml:space="preserve"> </w:t>
+      </w:r>
+      <w:r>
+        <w:rPr>
+          <w:rStyle w:val="VerbatimChar"/>
+        </w:rPr>
+        <w:t xml:space="preserve">model_performance()</w:t>
+      </w:r>
+      <w:r>
         <w:t xml:space="preserve"> </w:t>
       </w:r>
       <w:r>
@@ -2125,7 +2279,7 @@
       <w:r>
         <w:t xml:space="preserve"> </w:t>
       </w:r>
-      <w:hyperlink r:id="rId31">
+      <w:hyperlink r:id="rId33">
         <w:r>
           <w:rPr>
             <w:rStyle w:val="Hyperlink"/>
@@ -2163,7 +2317,7 @@
       <w:r>
         <w:t xml:space="preserve"> </w:t>
       </w:r>
-      <w:hyperlink r:id="rId32">
+      <w:hyperlink r:id="rId34">
         <w:r>
           <w:rPr>
             <w:rStyle w:val="Hyperlink"/>
@@ -2178,8 +2332,8 @@
         <w:t xml:space="preserve">notes show the style.</w:t>
       </w:r>
     </w:p>
-    <w:bookmarkEnd w:id="33"/>
-    <w:bookmarkStart w:id="34" w:name="make-figures-accessible"/>
+    <w:bookmarkEnd w:id="35"/>
+    <w:bookmarkStart w:id="36" w:name="make-figures-accessible"/>
     <w:p>
       <w:pPr>
         <w:pStyle w:val="Heading2"/>
@@ -2314,8 +2468,8 @@
         <w:t xml:space="preserve">(observed when rendering lecture notes to PDF).</w:t>
       </w:r>
     </w:p>
-    <w:bookmarkEnd w:id="34"/>
-    <w:bookmarkStart w:id="36" w:name="structure-slides-for-the-reader"/>
+    <w:bookmarkEnd w:id="36"/>
+    <w:bookmarkStart w:id="38" w:name="structure-slides-for-the-reader"/>
     <w:p>
       <w:pPr>
         <w:pStyle w:val="Heading2"/>
@@ -2374,7 +2528,7 @@
       <w:r>
         <w:t xml:space="preserve"> </w:t>
       </w:r>
-      <w:hyperlink r:id="rId35">
+      <w:hyperlink r:id="rId37">
         <w:r>
           <w:rPr>
             <w:rStyle w:val="Hyperlink"/>
@@ -2614,8 +2768,8 @@
         <w:t xml:space="preserve">Put a slide break after the heading and move the text onto content slides.</w:t>
       </w:r>
     </w:p>
-    <w:bookmarkEnd w:id="36"/>
-    <w:bookmarkStart w:id="40" w:name="Xcb579568ef754486ebde8b41ba4528bdf380eec"/>
+    <w:bookmarkEnd w:id="38"/>
+    <w:bookmarkStart w:id="42" w:name="Xcb579568ef754486ebde8b41ba4528bdf380eec"/>
     <w:p>
       <w:pPr>
         <w:pStyle w:val="Heading2"/>
@@ -2674,7 +2828,7 @@
       <w:r>
         <w:t xml:space="preserve"> </w:t>
       </w:r>
-      <w:hyperlink r:id="rId37">
+      <w:hyperlink r:id="rId39">
         <w:r>
           <w:rPr>
             <w:rStyle w:val="Hyperlink"/>
@@ -2730,7 +2884,7 @@
       <w:r>
         <w:t xml:space="preserve"> </w:t>
       </w:r>
-      <w:hyperlink r:id="rId38">
+      <w:hyperlink r:id="rId40">
         <w:r>
           <w:rPr>
             <w:rStyle w:val="Hyperlink"/>
@@ -2759,7 +2913,7 @@
       <w:r>
         <w:t xml:space="preserve"> </w:t>
       </w:r>
-      <w:hyperlink r:id="rId39">
+      <w:hyperlink r:id="rId41">
         <w:r>
           <w:rPr>
             <w:rStyle w:val="Hyperlink"/>
@@ -2792,8 +2946,8 @@
         <w:t xml:space="preserve">because a bare citation key renders as the author list.</w:t>
       </w:r>
     </w:p>
-    <w:bookmarkEnd w:id="40"/>
-    <w:bookmarkStart w:id="49" w:name="rules-that-apply-to-all-writing"/>
+    <w:bookmarkEnd w:id="42"/>
+    <w:bookmarkStart w:id="51" w:name="rules-that-apply-to-all-writing"/>
     <w:p>
       <w:pPr>
         <w:pStyle w:val="Heading2"/>
@@ -2818,7 +2972,7 @@
           <w:numId w:val="1010"/>
         </w:numPr>
       </w:pPr>
-      <w:hyperlink r:id="rId41">
+      <w:hyperlink r:id="rId43">
         <w:r>
           <w:rPr>
             <w:rStyle w:val="Hyperlink"/>
@@ -2838,7 +2992,7 @@
           <w:numId w:val="1010"/>
         </w:numPr>
       </w:pPr>
-      <w:hyperlink r:id="rId42">
+      <w:hyperlink r:id="rId44">
         <w:r>
           <w:rPr>
             <w:rStyle w:val="Hyperlink"/>
@@ -2861,7 +3015,7 @@
           <w:numId w:val="1010"/>
         </w:numPr>
       </w:pPr>
-      <w:hyperlink r:id="rId43">
+      <w:hyperlink r:id="rId45">
         <w:r>
           <w:rPr>
             <w:rStyle w:val="Hyperlink"/>
@@ -2881,7 +3035,7 @@
           <w:numId w:val="1010"/>
         </w:numPr>
       </w:pPr>
-      <w:hyperlink r:id="rId44">
+      <w:hyperlink r:id="rId46">
         <w:r>
           <w:rPr>
             <w:rStyle w:val="Hyperlink"/>
@@ -2904,7 +3058,7 @@
           <w:numId w:val="1010"/>
         </w:numPr>
       </w:pPr>
-      <w:hyperlink r:id="rId45">
+      <w:hyperlink r:id="rId47">
         <w:r>
           <w:rPr>
             <w:rStyle w:val="Hyperlink"/>
@@ -2916,8 +3070,8 @@
         <w:t xml:space="preserve">.</w:t>
       </w:r>
     </w:p>
-    <w:bookmarkStart w:id="48" w:name="refs"/>
-    <w:bookmarkStart w:id="47" w:name="ref-freeman2014active"/>
+    <w:bookmarkStart w:id="50" w:name="refs"/>
+    <w:bookmarkStart w:id="49" w:name="ref-freeman2014active"/>
     <w:p>
       <w:pPr>
         <w:pStyle w:val="Bibliography"/>
@@ -2950,7 +3104,7 @@
       <w:r>
         <w:t xml:space="preserve"> </w:t>
       </w:r>
-      <w:hyperlink r:id="rId46">
+      <w:hyperlink r:id="rId48">
         <w:r>
           <w:rPr>
             <w:rStyle w:val="Hyperlink"/>
@@ -2962,9 +3116,9 @@
         <w:t xml:space="preserve">.</w:t>
       </w:r>
     </w:p>
-    <w:bookmarkEnd w:id="47"/>
-    <w:bookmarkEnd w:id="48"/>
     <w:bookmarkEnd w:id="49"/>
+    <w:bookmarkEnd w:id="50"/>
+    <w:bookmarkEnd w:id="51"/>
     <w:sectPr>
       <w:footnotePr>
         <w:numRestart w:val="eachSect"/>
